--- a/data/revised_2026-10_full/outputs/v2/General_Science/SS3.1_Turning_Effect_of_Force/General_Science_Turning_Effect_of_Force_SummaryTable.docx
+++ b/data/revised_2026-10_full/outputs/v2/General_Science/SS3.1_Turning_Effect_of_Force/General_Science_Turning_Effect_of_Force_SummaryTable.docx
@@ -1848,7 +1848,7 @@
         </w:rPr>
         <w:t xml:space="preserve">© 2026 SeaVuria and ARES. This work is licensed under a </w:t>
       </w:r>
-      <w:hyperlink w:history="1" r:id="rIdhonjbiaxu_edspzdar7el">
+      <w:hyperlink w:history="1" r:id="rIdg_xl2y0o7ptiwbvwyxn1m">
         <w:r>
           <w:rPr>
             <w:rFonts w:ascii="Arial" w:cs="Arial" w:eastAsia="Arial" w:hAnsi="Arial"/>
@@ -1868,7 +1868,7 @@
         </w:rPr>
         <w:t xml:space="preserve"> (</w:t>
       </w:r>
-      <w:hyperlink w:history="1" r:id="rIdsd3tycqjktpzuj6lefmpm">
+      <w:hyperlink w:history="1" r:id="rIdt3skg7va2pgbj0ugcx-dt">
         <w:r>
           <w:rPr>
             <w:rFonts w:ascii="Arial" w:cs="Arial" w:eastAsia="Arial" w:hAnsi="Arial"/>
@@ -1888,7 +1888,7 @@
         </w:rPr>
         <w:t xml:space="preserve">). To view a copy of this license, visit </w:t>
       </w:r>
-      <w:hyperlink w:history="1" r:id="rIdzv0hty6akg8aiio03h9xj">
+      <w:hyperlink w:history="1" r:id="rIdhvhzpnbtdqhvp_a4y605h">
         <w:r>
           <w:rPr>
             <w:rFonts w:ascii="Arial" w:cs="Arial" w:eastAsia="Arial" w:hAnsi="Arial"/>
